--- a/Received/LKG/lkg, project.docx
+++ b/Received/LKG/lkg, project.docx
@@ -75,6 +75,16 @@
                               </w:rPr>
                               <w:t>D-</w:t>
                             </w:r>
+                            <w:r>
+                              <w:rPr>
+                                <w:rFonts w:ascii="Times New Roman" w:hAnsi="Times New Roman" w:cs="Times New Roman"/>
+                                <w:b/>
+                                <w:bCs/>
+                                <w:sz w:val="32"/>
+                                <w:szCs w:val="32"/>
+                              </w:rPr>
+                              <w:t>16</w:t>
+                            </w:r>
                           </w:p>
                         </w:txbxContent>
                       </wps:txbx>
@@ -112,6 +122,16 @@
                           <w:szCs w:val="32"/>
                         </w:rPr>
                         <w:t>D-</w:t>
+                      </w:r>
+                      <w:r>
+                        <w:rPr>
+                          <w:rFonts w:ascii="Times New Roman" w:hAnsi="Times New Roman" w:cs="Times New Roman"/>
+                          <w:b/>
+                          <w:bCs/>
+                          <w:sz w:val="32"/>
+                          <w:szCs w:val="32"/>
+                        </w:rPr>
+                        <w:t>16</w:t>
                       </w:r>
                     </w:p>
                   </w:txbxContent>
@@ -252,27 +272,7 @@
           <w:sz w:val="24"/>
           <w:szCs w:val="24"/>
         </w:rPr>
-        <w:t xml:space="preserve">Ratnanagar-7, </w:t>
-      </w:r>
-      <w:proofErr w:type="spellStart"/>
-      <w:r>
-        <w:rPr>
-          <w:rFonts w:ascii="Times New Roman" w:hAnsi="Times New Roman" w:cs="Times New Roman"/>
-          <w:b/>
-          <w:sz w:val="24"/>
-          <w:szCs w:val="24"/>
-        </w:rPr>
-        <w:t>Sauraha</w:t>
-      </w:r>
-      <w:proofErr w:type="spellEnd"/>
-      <w:r>
-        <w:rPr>
-          <w:rFonts w:ascii="Times New Roman" w:hAnsi="Times New Roman" w:cs="Times New Roman"/>
-          <w:b/>
-          <w:sz w:val="24"/>
-          <w:szCs w:val="24"/>
-        </w:rPr>
-        <w:t>, Chitwan</w:t>
+        <w:t>Ratnanagar-7, Sauraha, Chitwan</w:t>
       </w:r>
     </w:p>
     <w:p>
@@ -347,16 +347,7 @@
           <w:sz w:val="28"/>
           <w:szCs w:val="28"/>
         </w:rPr>
-        <w:t xml:space="preserve"> </w:t>
-      </w:r>
-      <w:r>
-        <w:rPr>
-          <w:rFonts w:ascii="Times New Roman" w:hAnsi="Times New Roman" w:cs="Times New Roman"/>
-          <w:b/>
-          <w:sz w:val="28"/>
-          <w:szCs w:val="28"/>
-        </w:rPr>
-        <w:t>LKG</w:t>
+        <w:t xml:space="preserve"> LKG</w:t>
       </w:r>
       <w:r>
         <w:rPr>
@@ -542,16 +533,7 @@
           <w:sz w:val="28"/>
           <w:szCs w:val="28"/>
         </w:rPr>
-        <w:t xml:space="preserve"> </w:t>
-      </w:r>
-      <w:r>
-        <w:rPr>
-          <w:rFonts w:ascii="Times New Roman" w:hAnsi="Times New Roman" w:cs="Times New Roman"/>
-          <w:b/>
-          <w:sz w:val="28"/>
-          <w:szCs w:val="28"/>
-        </w:rPr>
-        <w:t>Project Work</w:t>
+        <w:t xml:space="preserve"> Project Work</w:t>
       </w:r>
     </w:p>
     <w:tbl>
@@ -1145,29 +1127,7 @@
           <w:sz w:val="32"/>
           <w:szCs w:val="32"/>
         </w:rPr>
-        <w:t xml:space="preserve">1. Join the dots and </w:t>
-      </w:r>
-      <w:proofErr w:type="spellStart"/>
-      <w:r>
-        <w:rPr>
-          <w:rFonts w:ascii="Times New Roman" w:hAnsi="Times New Roman" w:cs="Times New Roman"/>
-          <w:b/>
-          <w:bCs/>
-          <w:sz w:val="32"/>
-          <w:szCs w:val="32"/>
-        </w:rPr>
-        <w:t>colour</w:t>
-      </w:r>
-      <w:proofErr w:type="spellEnd"/>
-      <w:r>
-        <w:rPr>
-          <w:rFonts w:ascii="Times New Roman" w:hAnsi="Times New Roman" w:cs="Times New Roman"/>
-          <w:b/>
-          <w:bCs/>
-          <w:sz w:val="32"/>
-          <w:szCs w:val="32"/>
-        </w:rPr>
-        <w:t xml:space="preserve"> it.</w:t>
+        <w:t>1. Join the dots and colour it.</w:t>
       </w:r>
       <w:r>
         <w:rPr>
@@ -1418,29 +1378,7 @@
           <w:sz w:val="32"/>
           <w:szCs w:val="32"/>
         </w:rPr>
-        <w:t xml:space="preserve">beautiful flower and </w:t>
-      </w:r>
-      <w:proofErr w:type="spellStart"/>
-      <w:r>
-        <w:rPr>
-          <w:rFonts w:ascii="Times New Roman" w:hAnsi="Times New Roman" w:cs="Times New Roman"/>
-          <w:b/>
-          <w:bCs/>
-          <w:sz w:val="32"/>
-          <w:szCs w:val="32"/>
-        </w:rPr>
-        <w:t>colour</w:t>
-      </w:r>
-      <w:proofErr w:type="spellEnd"/>
-      <w:r>
-        <w:rPr>
-          <w:rFonts w:ascii="Times New Roman" w:hAnsi="Times New Roman" w:cs="Times New Roman"/>
-          <w:b/>
-          <w:bCs/>
-          <w:sz w:val="32"/>
-          <w:szCs w:val="32"/>
-        </w:rPr>
-        <w:t xml:space="preserve"> it.</w:t>
+        <w:t>beautiful flower and colour it.</w:t>
       </w:r>
       <w:r>
         <w:rPr>
@@ -2347,29 +2285,7 @@
           <w:sz w:val="32"/>
           <w:szCs w:val="32"/>
         </w:rPr>
-        <w:t xml:space="preserve">Complete the given shapes and </w:t>
-      </w:r>
-      <w:proofErr w:type="spellStart"/>
-      <w:r>
-        <w:rPr>
-          <w:rFonts w:ascii="Times New Roman" w:hAnsi="Times New Roman" w:cs="Times New Roman"/>
-          <w:b/>
-          <w:bCs/>
-          <w:sz w:val="32"/>
-          <w:szCs w:val="32"/>
-        </w:rPr>
-        <w:t>colour</w:t>
-      </w:r>
-      <w:proofErr w:type="spellEnd"/>
-      <w:r>
-        <w:rPr>
-          <w:rFonts w:ascii="Times New Roman" w:hAnsi="Times New Roman" w:cs="Times New Roman"/>
-          <w:b/>
-          <w:bCs/>
-          <w:sz w:val="32"/>
-          <w:szCs w:val="32"/>
-        </w:rPr>
-        <w:t xml:space="preserve"> it.</w:t>
+        <w:t>Complete the given shapes and colour it.</w:t>
       </w:r>
       <w:r>
         <w:rPr>
@@ -2958,29 +2874,7 @@
           <w:sz w:val="32"/>
           <w:szCs w:val="32"/>
         </w:rPr>
-        <w:t xml:space="preserve">5. </w:t>
-      </w:r>
-      <w:proofErr w:type="spellStart"/>
-      <w:r>
-        <w:rPr>
-          <w:rFonts w:ascii="Times New Roman" w:hAnsi="Times New Roman" w:cs="Times New Roman"/>
-          <w:b/>
-          <w:bCs/>
-          <w:sz w:val="32"/>
-          <w:szCs w:val="32"/>
-        </w:rPr>
-        <w:t>Colour</w:t>
-      </w:r>
-      <w:proofErr w:type="spellEnd"/>
-      <w:r>
-        <w:rPr>
-          <w:rFonts w:ascii="Times New Roman" w:hAnsi="Times New Roman" w:cs="Times New Roman"/>
-          <w:b/>
-          <w:bCs/>
-          <w:sz w:val="32"/>
-          <w:szCs w:val="32"/>
-        </w:rPr>
-        <w:t xml:space="preserve"> the given pictures.</w:t>
+        <w:t>5. Colour the given pictures.</w:t>
       </w:r>
       <w:r>
         <w:rPr>

--- a/Received/LKG/lkg, project.docx
+++ b/Received/LKG/lkg, project.docx
@@ -272,7 +272,27 @@
           <w:sz w:val="24"/>
           <w:szCs w:val="24"/>
         </w:rPr>
-        <w:t>Ratnanagar-7, Sauraha, Chitwan</w:t>
+        <w:t xml:space="preserve">Ratnanagar-7, </w:t>
+      </w:r>
+      <w:proofErr w:type="spellStart"/>
+      <w:r>
+        <w:rPr>
+          <w:rFonts w:ascii="Times New Roman" w:hAnsi="Times New Roman" w:cs="Times New Roman"/>
+          <w:b/>
+          <w:sz w:val="24"/>
+          <w:szCs w:val="24"/>
+        </w:rPr>
+        <w:t>Sauraha</w:t>
+      </w:r>
+      <w:proofErr w:type="spellEnd"/>
+      <w:r>
+        <w:rPr>
+          <w:rFonts w:ascii="Times New Roman" w:hAnsi="Times New Roman" w:cs="Times New Roman"/>
+          <w:b/>
+          <w:sz w:val="24"/>
+          <w:szCs w:val="24"/>
+        </w:rPr>
+        <w:t>, Chitwan</w:t>
       </w:r>
     </w:p>
     <w:p>
@@ -1127,7 +1147,29 @@
           <w:sz w:val="32"/>
           <w:szCs w:val="32"/>
         </w:rPr>
-        <w:t>1. Join the dots and colour it.</w:t>
+        <w:t xml:space="preserve">1. Join the dots and </w:t>
+      </w:r>
+      <w:proofErr w:type="spellStart"/>
+      <w:r>
+        <w:rPr>
+          <w:rFonts w:ascii="Times New Roman" w:hAnsi="Times New Roman" w:cs="Times New Roman"/>
+          <w:b/>
+          <w:bCs/>
+          <w:sz w:val="32"/>
+          <w:szCs w:val="32"/>
+        </w:rPr>
+        <w:t>colour</w:t>
+      </w:r>
+      <w:proofErr w:type="spellEnd"/>
+      <w:r>
+        <w:rPr>
+          <w:rFonts w:ascii="Times New Roman" w:hAnsi="Times New Roman" w:cs="Times New Roman"/>
+          <w:b/>
+          <w:bCs/>
+          <w:sz w:val="32"/>
+          <w:szCs w:val="32"/>
+        </w:rPr>
+        <w:t xml:space="preserve"> it.</w:t>
       </w:r>
       <w:r>
         <w:rPr>
@@ -1378,7 +1420,29 @@
           <w:sz w:val="32"/>
           <w:szCs w:val="32"/>
         </w:rPr>
-        <w:t>beautiful flower and colour it.</w:t>
+        <w:t xml:space="preserve">beautiful flower and </w:t>
+      </w:r>
+      <w:proofErr w:type="spellStart"/>
+      <w:r>
+        <w:rPr>
+          <w:rFonts w:ascii="Times New Roman" w:hAnsi="Times New Roman" w:cs="Times New Roman"/>
+          <w:b/>
+          <w:bCs/>
+          <w:sz w:val="32"/>
+          <w:szCs w:val="32"/>
+        </w:rPr>
+        <w:t>colour</w:t>
+      </w:r>
+      <w:proofErr w:type="spellEnd"/>
+      <w:r>
+        <w:rPr>
+          <w:rFonts w:ascii="Times New Roman" w:hAnsi="Times New Roman" w:cs="Times New Roman"/>
+          <w:b/>
+          <w:bCs/>
+          <w:sz w:val="32"/>
+          <w:szCs w:val="32"/>
+        </w:rPr>
+        <w:t xml:space="preserve"> it.</w:t>
       </w:r>
       <w:r>
         <w:rPr>
@@ -1886,6 +1950,39 @@
           <w:szCs w:val="32"/>
         </w:rPr>
       </w:pPr>
+      <w:r>
+        <w:rPr>
+          <w:rFonts w:ascii="Times New Roman" w:hAnsi="Times New Roman" w:cs="Times New Roman"/>
+          <w:sz w:val="32"/>
+          <w:szCs w:val="32"/>
+        </w:rPr>
+        <w:tab/>
+      </w:r>
+      <w:r>
+        <w:rPr>
+          <w:rFonts w:ascii="Times New Roman" w:hAnsi="Times New Roman" w:cs="Times New Roman"/>
+          <w:sz w:val="32"/>
+          <w:szCs w:val="32"/>
+        </w:rPr>
+        <w:tab/>
+      </w:r>
+      <w:r>
+        <w:rPr>
+          <w:rFonts w:ascii="Times New Roman" w:hAnsi="Times New Roman" w:cs="Times New Roman"/>
+          <w:sz w:val="32"/>
+          <w:szCs w:val="32"/>
+        </w:rPr>
+        <w:tab/>
+      </w:r>
+      <w:r>
+        <w:rPr>
+          <w:rFonts w:ascii="Times New Roman" w:hAnsi="Times New Roman" w:cs="Times New Roman"/>
+          <w:sz w:val="32"/>
+          <w:szCs w:val="32"/>
+        </w:rPr>
+        <w:tab/>
+        <w:t>=</w:t>
+      </w:r>
     </w:p>
     <w:p>
       <w:pPr>
@@ -2224,7 +2321,23 @@
           <w:sz w:val="32"/>
           <w:szCs w:val="32"/>
         </w:rPr>
-        <w:t xml:space="preserve">                           =</w:t>
+        <w:t xml:space="preserve"> </w:t>
+      </w:r>
+      <w:r>
+        <w:rPr>
+          <w:rFonts w:ascii="Times New Roman" w:hAnsi="Times New Roman" w:cs="Times New Roman"/>
+          <w:sz w:val="32"/>
+          <w:szCs w:val="32"/>
+        </w:rPr>
+        <w:tab/>
+      </w:r>
+      <w:r>
+        <w:rPr>
+          <w:rFonts w:ascii="Times New Roman" w:hAnsi="Times New Roman" w:cs="Times New Roman"/>
+          <w:sz w:val="32"/>
+          <w:szCs w:val="32"/>
+        </w:rPr>
+        <w:t xml:space="preserve">                          =</w:t>
       </w:r>
     </w:p>
     <w:p>
@@ -2285,7 +2398,29 @@
           <w:sz w:val="32"/>
           <w:szCs w:val="32"/>
         </w:rPr>
-        <w:t>Complete the given shapes and colour it.</w:t>
+        <w:t xml:space="preserve">Complete the given shapes and </w:t>
+      </w:r>
+      <w:proofErr w:type="spellStart"/>
+      <w:r>
+        <w:rPr>
+          <w:rFonts w:ascii="Times New Roman" w:hAnsi="Times New Roman" w:cs="Times New Roman"/>
+          <w:b/>
+          <w:bCs/>
+          <w:sz w:val="32"/>
+          <w:szCs w:val="32"/>
+        </w:rPr>
+        <w:t>colour</w:t>
+      </w:r>
+      <w:proofErr w:type="spellEnd"/>
+      <w:r>
+        <w:rPr>
+          <w:rFonts w:ascii="Times New Roman" w:hAnsi="Times New Roman" w:cs="Times New Roman"/>
+          <w:b/>
+          <w:bCs/>
+          <w:sz w:val="32"/>
+          <w:szCs w:val="32"/>
+        </w:rPr>
+        <w:t xml:space="preserve"> it.</w:t>
       </w:r>
       <w:r>
         <w:rPr>
@@ -2874,7 +3009,29 @@
           <w:sz w:val="32"/>
           <w:szCs w:val="32"/>
         </w:rPr>
-        <w:t>5. Colour the given pictures.</w:t>
+        <w:t xml:space="preserve">5. </w:t>
+      </w:r>
+      <w:proofErr w:type="spellStart"/>
+      <w:r>
+        <w:rPr>
+          <w:rFonts w:ascii="Times New Roman" w:hAnsi="Times New Roman" w:cs="Times New Roman"/>
+          <w:b/>
+          <w:bCs/>
+          <w:sz w:val="32"/>
+          <w:szCs w:val="32"/>
+        </w:rPr>
+        <w:t>Colour</w:t>
+      </w:r>
+      <w:proofErr w:type="spellEnd"/>
+      <w:r>
+        <w:rPr>
+          <w:rFonts w:ascii="Times New Roman" w:hAnsi="Times New Roman" w:cs="Times New Roman"/>
+          <w:b/>
+          <w:bCs/>
+          <w:sz w:val="32"/>
+          <w:szCs w:val="32"/>
+        </w:rPr>
+        <w:t xml:space="preserve"> the given pictures.</w:t>
       </w:r>
       <w:r>
         <w:rPr>
